--- a/output/final-defense/02-关闭报告.docx
+++ b/output/final-defense/02-关闭报告.docx
@@ -33,7 +33,239 @@
         <w:pStyle w:val="Heading1"/>
       </w:pPr>
       <w:r>
-        <w:t>1. 已实现功能</w:t>
+        <w:t>1. 项目关闭结论</w:t>
+      </w:r>
+    </w:p>
+    <w:p>
+      <w:r>
+        <w:t>截至结题版本，ContractSys 已完成启动报告中定义的核心目标：合同主流程闭环、权限控制、附件管理、查询统计、日志审计、模板管理、回退恢复和演示部署均已具备可验收材料。项目可通过本地脚本启动，配套 Word 报告、PPT 和 MP4 演示视频用于结题答辩。</w:t>
+      </w:r>
+    </w:p>
+    <w:tbl>
+      <w:tblPr>
+        <w:tblStyle w:val="TableGrid"/>
+        <w:tblW w:type="auto" w:w="0"/>
+        <w:tblLayout w:type="autofit"/>
+        <w:tblLook w:firstColumn="1" w:firstRow="1" w:lastColumn="0" w:lastRow="0" w:noHBand="0" w:noVBand="1" w:val="04A0"/>
+      </w:tblPr>
+      <w:tblGrid>
+        <w:gridCol w:w="4896"/>
+        <w:gridCol w:w="4896"/>
+      </w:tblGrid>
+      <w:tr>
+        <w:tc>
+          <w:tcPr>
+            <w:tcW w:type="dxa" w:w="4896"/>
+            <w:shd w:fill="F2F4F7"/>
+            <w:vAlign w:val="center"/>
+          </w:tcPr>
+          <w:p>
+            <w:r/>
+            <w:r>
+              <w:rPr>
+                <w:b/>
+                <w:sz w:val="18"/>
+              </w:rPr>
+              <w:t>关闭项</w:t>
+            </w:r>
+          </w:p>
+        </w:tc>
+        <w:tc>
+          <w:tcPr>
+            <w:tcW w:type="dxa" w:w="4896"/>
+            <w:shd w:fill="F2F4F7"/>
+            <w:vAlign w:val="center"/>
+          </w:tcPr>
+          <w:p>
+            <w:r/>
+            <w:r>
+              <w:rPr>
+                <w:b/>
+                <w:sz w:val="18"/>
+              </w:rPr>
+              <w:t>结论</w:t>
+            </w:r>
+          </w:p>
+        </w:tc>
+      </w:tr>
+      <w:tr>
+        <w:tc>
+          <w:tcPr>
+            <w:tcW w:type="dxa" w:w="4896"/>
+            <w:vAlign w:val="center"/>
+          </w:tcPr>
+          <w:p>
+            <w:r/>
+            <w:r>
+              <w:rPr>
+                <w:b w:val="0"/>
+                <w:sz w:val="18"/>
+              </w:rPr>
+              <w:t>范围完成度</w:t>
+            </w:r>
+          </w:p>
+        </w:tc>
+        <w:tc>
+          <w:tcPr>
+            <w:tcW w:type="dxa" w:w="4896"/>
+            <w:vAlign w:val="center"/>
+          </w:tcPr>
+          <w:p>
+            <w:r/>
+            <w:r>
+              <w:rPr>
+                <w:b w:val="0"/>
+                <w:sz w:val="18"/>
+              </w:rPr>
+              <w:t>核心范围已完成，结题阶段新增的回退模型、分片续传和模板管理也纳入演示范围</w:t>
+            </w:r>
+          </w:p>
+        </w:tc>
+      </w:tr>
+      <w:tr>
+        <w:tc>
+          <w:tcPr>
+            <w:tcW w:type="dxa" w:w="4896"/>
+            <w:vAlign w:val="center"/>
+          </w:tcPr>
+          <w:p>
+            <w:r/>
+            <w:r>
+              <w:rPr>
+                <w:b w:val="0"/>
+                <w:sz w:val="18"/>
+              </w:rPr>
+              <w:t>质量状态</w:t>
+            </w:r>
+          </w:p>
+        </w:tc>
+        <w:tc>
+          <w:tcPr>
+            <w:tcW w:type="dxa" w:w="4896"/>
+            <w:vAlign w:val="center"/>
+          </w:tcPr>
+          <w:p>
+            <w:r/>
+            <w:r>
+              <w:rPr>
+                <w:b w:val="0"/>
+                <w:sz w:val="18"/>
+              </w:rPr>
+              <w:t>后端 mvn test 文档记录为 82 个测试通过；workflow_sim.py 在轮次上限 4 时遍历 24613 个可达状态，非截断死锁为 0。</w:t>
+            </w:r>
+          </w:p>
+        </w:tc>
+      </w:tr>
+      <w:tr>
+        <w:tc>
+          <w:tcPr>
+            <w:tcW w:type="dxa" w:w="4896"/>
+            <w:vAlign w:val="center"/>
+          </w:tcPr>
+          <w:p>
+            <w:r/>
+            <w:r>
+              <w:rPr>
+                <w:b w:val="0"/>
+                <w:sz w:val="18"/>
+              </w:rPr>
+              <w:t>代码规模</w:t>
+            </w:r>
+          </w:p>
+        </w:tc>
+        <w:tc>
+          <w:tcPr>
+            <w:tcW w:type="dxa" w:w="4896"/>
+            <w:vAlign w:val="center"/>
+          </w:tcPr>
+          <w:p>
+            <w:r/>
+            <w:r>
+              <w:rPr>
+                <w:b w:val="0"/>
+                <w:sz w:val="18"/>
+              </w:rPr>
+              <w:t>有效统计 186 个文件、16739 行，排除依赖、构建产物和交付输出目录</w:t>
+            </w:r>
+          </w:p>
+        </w:tc>
+      </w:tr>
+      <w:tr>
+        <w:tc>
+          <w:tcPr>
+            <w:tcW w:type="dxa" w:w="4896"/>
+            <w:vAlign w:val="center"/>
+          </w:tcPr>
+          <w:p>
+            <w:r/>
+            <w:r>
+              <w:rPr>
+                <w:b w:val="0"/>
+                <w:sz w:val="18"/>
+              </w:rPr>
+              <w:t>交付物</w:t>
+            </w:r>
+          </w:p>
+        </w:tc>
+        <w:tc>
+          <w:tcPr>
+            <w:tcW w:type="dxa" w:w="4896"/>
+            <w:vAlign w:val="center"/>
+          </w:tcPr>
+          <w:p>
+            <w:r/>
+            <w:r>
+              <w:rPr>
+                <w:b w:val="0"/>
+                <w:sz w:val="18"/>
+              </w:rPr>
+              <w:t>六份 Word 报告、结题 PPTX、MP4 演示视频、启动/停止脚本、Docker Compose、源码和测试记录</w:t>
+            </w:r>
+          </w:p>
+        </w:tc>
+      </w:tr>
+      <w:tr>
+        <w:tc>
+          <w:tcPr>
+            <w:tcW w:type="dxa" w:w="4896"/>
+            <w:vAlign w:val="center"/>
+          </w:tcPr>
+          <w:p>
+            <w:r/>
+            <w:r>
+              <w:rPr>
+                <w:b w:val="0"/>
+                <w:sz w:val="18"/>
+              </w:rPr>
+              <w:t>成员信息</w:t>
+            </w:r>
+          </w:p>
+        </w:tc>
+        <w:tc>
+          <w:tcPr>
+            <w:tcW w:type="dxa" w:w="4896"/>
+            <w:vAlign w:val="center"/>
+          </w:tcPr>
+          <w:p>
+            <w:r/>
+            <w:r>
+              <w:rPr>
+                <w:b w:val="0"/>
+                <w:sz w:val="18"/>
+              </w:rPr>
+              <w:t>已按当前 PPT 第 13 页团队页补充真实姓名：赵杰雄、谷友瑄、王凯、项重善、张浩然</w:t>
+            </w:r>
+          </w:p>
+        </w:tc>
+      </w:tr>
+    </w:tbl>
+    <w:p/>
+    <w:p>
+      <w:pPr>
+        <w:pStyle w:val="Heading1"/>
+      </w:pPr>
+      <w:r>
+        <w:t>2. 已实现功能</w:t>
       </w:r>
     </w:p>
     <w:tbl>
@@ -294,7 +526,7 @@
         <w:pStyle w:val="Heading1"/>
       </w:pPr>
       <w:r>
-        <w:t>2. 创新点</w:t>
+        <w:t>3. 创新点</w:t>
       </w:r>
     </w:p>
     <w:tbl>
@@ -783,7 +1015,7 @@
         <w:pStyle w:val="Heading1"/>
       </w:pPr>
       <w:r>
-        <w:t>3. 对照原作业文档的功能扩展</w:t>
+        <w:t>4. 对照原作业文档的功能扩展</w:t>
       </w:r>
     </w:p>
     <w:p>
@@ -831,7 +1063,7 @@
         <w:pStyle w:val="Heading1"/>
       </w:pPr>
       <w:r>
-        <w:t>4. 代码量与验证</w:t>
+        <w:t>5. 代码量与组成分析</w:t>
       </w:r>
     </w:p>
     <w:tbl>
@@ -877,6 +1109,74 @@
                 <w:sz w:val="18"/>
               </w:rPr>
               <w:t>结果</w:t>
+            </w:r>
+          </w:p>
+        </w:tc>
+      </w:tr>
+      <w:tr>
+        <w:tc>
+          <w:tcPr>
+            <w:tcW w:type="dxa" w:w="4896"/>
+            <w:vAlign w:val="center"/>
+          </w:tcPr>
+          <w:p>
+            <w:r/>
+            <w:r>
+              <w:rPr>
+                <w:b w:val="0"/>
+                <w:sz w:val="18"/>
+              </w:rPr>
+              <w:t>总代码量</w:t>
+            </w:r>
+          </w:p>
+        </w:tc>
+        <w:tc>
+          <w:tcPr>
+            <w:tcW w:type="dxa" w:w="4896"/>
+            <w:vAlign w:val="center"/>
+          </w:tcPr>
+          <w:p>
+            <w:r/>
+            <w:r>
+              <w:rPr>
+                <w:b w:val="0"/>
+                <w:sz w:val="18"/>
+              </w:rPr>
+              <w:t>16739 行 / 186 个有效文件</w:t>
+            </w:r>
+          </w:p>
+        </w:tc>
+      </w:tr>
+      <w:tr>
+        <w:tc>
+          <w:tcPr>
+            <w:tcW w:type="dxa" w:w="4896"/>
+            <w:vAlign w:val="center"/>
+          </w:tcPr>
+          <w:p>
+            <w:r/>
+            <w:r>
+              <w:rPr>
+                <w:b w:val="0"/>
+                <w:sz w:val="18"/>
+              </w:rPr>
+              <w:t>统计口径</w:t>
+            </w:r>
+          </w:p>
+        </w:tc>
+        <w:tc>
+          <w:tcPr>
+            <w:tcW w:type="dxa" w:w="4896"/>
+            <w:vAlign w:val="center"/>
+          </w:tcPr>
+          <w:p>
+            <w:r/>
+            <w:r>
+              <w:rPr>
+                <w:b w:val="0"/>
+                <w:sz w:val="18"/>
+              </w:rPr>
+              <w:t>排除 node_modules、target、dist、output、outputs、.git、.codegraph 等依赖、构建和交付产物</w:t>
             </w:r>
           </w:p>
         </w:tc>
@@ -1012,7 +1312,2384 @@
                 <w:b w:val="0"/>
                 <w:sz w:val="18"/>
               </w:rPr>
-              <w:t>start-demo.ps1 / Docker Compose</w:t>
+              <w:t>start-demo.ps1 / stop-demo.ps1 / Docker Compose</w:t>
+            </w:r>
+          </w:p>
+        </w:tc>
+      </w:tr>
+    </w:tbl>
+    <w:p/>
+    <w:tbl>
+      <w:tblPr>
+        <w:tblStyle w:val="TableGrid"/>
+        <w:tblW w:type="auto" w:w="0"/>
+        <w:tblLayout w:type="autofit"/>
+        <w:tblLook w:firstColumn="1" w:firstRow="1" w:lastColumn="0" w:lastRow="0" w:noHBand="0" w:noVBand="1" w:val="04A0"/>
+      </w:tblPr>
+      <w:tblGrid>
+        <w:gridCol w:w="1632"/>
+        <w:gridCol w:w="1632"/>
+        <w:gridCol w:w="1632"/>
+        <w:gridCol w:w="1632"/>
+        <w:gridCol w:w="1632"/>
+        <w:gridCol w:w="1632"/>
+      </w:tblGrid>
+      <w:tr>
+        <w:tc>
+          <w:tcPr>
+            <w:tcW w:type="dxa" w:w="1632"/>
+            <w:shd w:fill="F2F4F7"/>
+            <w:vAlign w:val="center"/>
+          </w:tcPr>
+          <w:p>
+            <w:r/>
+            <w:r>
+              <w:rPr>
+                <w:b/>
+                <w:sz w:val="18"/>
+              </w:rPr>
+              <w:t>组成</w:t>
+            </w:r>
+          </w:p>
+        </w:tc>
+        <w:tc>
+          <w:tcPr>
+            <w:tcW w:type="dxa" w:w="1632"/>
+            <w:shd w:fill="F2F4F7"/>
+            <w:vAlign w:val="center"/>
+          </w:tcPr>
+          <w:p>
+            <w:r/>
+            <w:r>
+              <w:rPr>
+                <w:b/>
+                <w:sz w:val="18"/>
+              </w:rPr>
+              <w:t>目录/文件</w:t>
+            </w:r>
+          </w:p>
+        </w:tc>
+        <w:tc>
+          <w:tcPr>
+            <w:tcW w:type="dxa" w:w="1632"/>
+            <w:shd w:fill="F2F4F7"/>
+            <w:vAlign w:val="center"/>
+          </w:tcPr>
+          <w:p>
+            <w:r/>
+            <w:r>
+              <w:rPr>
+                <w:b/>
+                <w:sz w:val="18"/>
+              </w:rPr>
+              <w:t>文件数</w:t>
+            </w:r>
+          </w:p>
+        </w:tc>
+        <w:tc>
+          <w:tcPr>
+            <w:tcW w:type="dxa" w:w="1632"/>
+            <w:shd w:fill="F2F4F7"/>
+            <w:vAlign w:val="center"/>
+          </w:tcPr>
+          <w:p>
+            <w:r/>
+            <w:r>
+              <w:rPr>
+                <w:b/>
+                <w:sz w:val="18"/>
+              </w:rPr>
+              <w:t>行数</w:t>
+            </w:r>
+          </w:p>
+        </w:tc>
+        <w:tc>
+          <w:tcPr>
+            <w:tcW w:type="dxa" w:w="1632"/>
+            <w:shd w:fill="F2F4F7"/>
+            <w:vAlign w:val="center"/>
+          </w:tcPr>
+          <w:p>
+            <w:r/>
+            <w:r>
+              <w:rPr>
+                <w:b/>
+                <w:sz w:val="18"/>
+              </w:rPr>
+              <w:t>占比</w:t>
+            </w:r>
+          </w:p>
+        </w:tc>
+        <w:tc>
+          <w:tcPr>
+            <w:tcW w:type="dxa" w:w="1632"/>
+            <w:shd w:fill="F2F4F7"/>
+            <w:vAlign w:val="center"/>
+          </w:tcPr>
+          <w:p>
+            <w:r/>
+            <w:r>
+              <w:rPr>
+                <w:b/>
+                <w:sz w:val="18"/>
+              </w:rPr>
+              <w:t>关闭评价</w:t>
+            </w:r>
+          </w:p>
+        </w:tc>
+      </w:tr>
+      <w:tr>
+        <w:tc>
+          <w:tcPr>
+            <w:tcW w:type="dxa" w:w="1632"/>
+            <w:vAlign w:val="center"/>
+          </w:tcPr>
+          <w:p>
+            <w:r/>
+            <w:r>
+              <w:rPr>
+                <w:b w:val="0"/>
+                <w:sz w:val="18"/>
+              </w:rPr>
+              <w:t>后端工程</w:t>
+            </w:r>
+          </w:p>
+        </w:tc>
+        <w:tc>
+          <w:tcPr>
+            <w:tcW w:type="dxa" w:w="1632"/>
+            <w:vAlign w:val="center"/>
+          </w:tcPr>
+          <w:p>
+            <w:r/>
+            <w:r>
+              <w:rPr>
+                <w:b w:val="0"/>
+                <w:sz w:val="18"/>
+              </w:rPr>
+              <w:t>backend</w:t>
+            </w:r>
+          </w:p>
+        </w:tc>
+        <w:tc>
+          <w:tcPr>
+            <w:tcW w:type="dxa" w:w="1632"/>
+            <w:vAlign w:val="center"/>
+          </w:tcPr>
+          <w:p>
+            <w:r/>
+            <w:r>
+              <w:rPr>
+                <w:b w:val="0"/>
+                <w:sz w:val="18"/>
+              </w:rPr>
+              <w:t>132</w:t>
+            </w:r>
+          </w:p>
+        </w:tc>
+        <w:tc>
+          <w:tcPr>
+            <w:tcW w:type="dxa" w:w="1632"/>
+            <w:vAlign w:val="center"/>
+          </w:tcPr>
+          <w:p>
+            <w:r/>
+            <w:r>
+              <w:rPr>
+                <w:b w:val="0"/>
+                <w:sz w:val="18"/>
+              </w:rPr>
+              <w:t>8429</w:t>
+            </w:r>
+          </w:p>
+        </w:tc>
+        <w:tc>
+          <w:tcPr>
+            <w:tcW w:type="dxa" w:w="1632"/>
+            <w:vAlign w:val="center"/>
+          </w:tcPr>
+          <w:p>
+            <w:r/>
+            <w:r>
+              <w:rPr>
+                <w:b w:val="0"/>
+                <w:sz w:val="18"/>
+              </w:rPr>
+              <w:t>50.4%</w:t>
+            </w:r>
+          </w:p>
+        </w:tc>
+        <w:tc>
+          <w:tcPr>
+            <w:tcW w:type="dxa" w:w="1632"/>
+            <w:vAlign w:val="center"/>
+          </w:tcPr>
+          <w:p>
+            <w:r/>
+            <w:r>
+              <w:rPr>
+                <w:b w:val="0"/>
+                <w:sz w:val="18"/>
+              </w:rPr>
+              <w:t>Spring Boot 业务、权限、工作流、附件、测试与数据库迁移</w:t>
+            </w:r>
+          </w:p>
+        </w:tc>
+      </w:tr>
+      <w:tr>
+        <w:tc>
+          <w:tcPr>
+            <w:tcW w:type="dxa" w:w="1632"/>
+            <w:vAlign w:val="center"/>
+          </w:tcPr>
+          <w:p>
+            <w:r/>
+            <w:r>
+              <w:rPr>
+                <w:b w:val="0"/>
+                <w:sz w:val="18"/>
+              </w:rPr>
+              <w:t>前端工程</w:t>
+            </w:r>
+          </w:p>
+        </w:tc>
+        <w:tc>
+          <w:tcPr>
+            <w:tcW w:type="dxa" w:w="1632"/>
+            <w:vAlign w:val="center"/>
+          </w:tcPr>
+          <w:p>
+            <w:r/>
+            <w:r>
+              <w:rPr>
+                <w:b w:val="0"/>
+                <w:sz w:val="18"/>
+              </w:rPr>
+              <w:t>frontend</w:t>
+            </w:r>
+          </w:p>
+        </w:tc>
+        <w:tc>
+          <w:tcPr>
+            <w:tcW w:type="dxa" w:w="1632"/>
+            <w:vAlign w:val="center"/>
+          </w:tcPr>
+          <w:p>
+            <w:r/>
+            <w:r>
+              <w:rPr>
+                <w:b w:val="0"/>
+                <w:sz w:val="18"/>
+              </w:rPr>
+              <w:t>27</w:t>
+            </w:r>
+          </w:p>
+        </w:tc>
+        <w:tc>
+          <w:tcPr>
+            <w:tcW w:type="dxa" w:w="1632"/>
+            <w:vAlign w:val="center"/>
+          </w:tcPr>
+          <w:p>
+            <w:r/>
+            <w:r>
+              <w:rPr>
+                <w:b w:val="0"/>
+                <w:sz w:val="18"/>
+              </w:rPr>
+              <w:t>4143</w:t>
+            </w:r>
+          </w:p>
+        </w:tc>
+        <w:tc>
+          <w:tcPr>
+            <w:tcW w:type="dxa" w:w="1632"/>
+            <w:vAlign w:val="center"/>
+          </w:tcPr>
+          <w:p>
+            <w:r/>
+            <w:r>
+              <w:rPr>
+                <w:b w:val="0"/>
+                <w:sz w:val="18"/>
+              </w:rPr>
+              <w:t>24.7%</w:t>
+            </w:r>
+          </w:p>
+        </w:tc>
+        <w:tc>
+          <w:tcPr>
+            <w:tcW w:type="dxa" w:w="1632"/>
+            <w:vAlign w:val="center"/>
+          </w:tcPr>
+          <w:p>
+            <w:r/>
+            <w:r>
+              <w:rPr>
+                <w:b w:val="0"/>
+                <w:sz w:val="18"/>
+              </w:rPr>
+              <w:t>Vue 3 页面、路由权限、合同流程交互和样式</w:t>
+            </w:r>
+          </w:p>
+        </w:tc>
+      </w:tr>
+      <w:tr>
+        <w:tc>
+          <w:tcPr>
+            <w:tcW w:type="dxa" w:w="1632"/>
+            <w:vAlign w:val="center"/>
+          </w:tcPr>
+          <w:p>
+            <w:r/>
+            <w:r>
+              <w:rPr>
+                <w:b w:val="0"/>
+                <w:sz w:val="18"/>
+              </w:rPr>
+              <w:t>项目文档</w:t>
+            </w:r>
+          </w:p>
+        </w:tc>
+        <w:tc>
+          <w:tcPr>
+            <w:tcW w:type="dxa" w:w="1632"/>
+            <w:vAlign w:val="center"/>
+          </w:tcPr>
+          <w:p>
+            <w:r/>
+            <w:r>
+              <w:rPr>
+                <w:b w:val="0"/>
+                <w:sz w:val="18"/>
+              </w:rPr>
+              <w:t>docs</w:t>
+            </w:r>
+          </w:p>
+        </w:tc>
+        <w:tc>
+          <w:tcPr>
+            <w:tcW w:type="dxa" w:w="1632"/>
+            <w:vAlign w:val="center"/>
+          </w:tcPr>
+          <w:p>
+            <w:r/>
+            <w:r>
+              <w:rPr>
+                <w:b w:val="0"/>
+                <w:sz w:val="18"/>
+              </w:rPr>
+              <w:t>17</w:t>
+            </w:r>
+          </w:p>
+        </w:tc>
+        <w:tc>
+          <w:tcPr>
+            <w:tcW w:type="dxa" w:w="1632"/>
+            <w:vAlign w:val="center"/>
+          </w:tcPr>
+          <w:p>
+            <w:r/>
+            <w:r>
+              <w:rPr>
+                <w:b w:val="0"/>
+                <w:sz w:val="18"/>
+              </w:rPr>
+              <w:t>2177</w:t>
+            </w:r>
+          </w:p>
+        </w:tc>
+        <w:tc>
+          <w:tcPr>
+            <w:tcW w:type="dxa" w:w="1632"/>
+            <w:vAlign w:val="center"/>
+          </w:tcPr>
+          <w:p>
+            <w:r/>
+            <w:r>
+              <w:rPr>
+                <w:b w:val="0"/>
+                <w:sz w:val="18"/>
+              </w:rPr>
+              <w:t>13.0%</w:t>
+            </w:r>
+          </w:p>
+        </w:tc>
+        <w:tc>
+          <w:tcPr>
+            <w:tcW w:type="dxa" w:w="1632"/>
+            <w:vAlign w:val="center"/>
+          </w:tcPr>
+          <w:p>
+            <w:r/>
+            <w:r>
+              <w:rPr>
+                <w:b w:val="0"/>
+                <w:sz w:val="18"/>
+              </w:rPr>
+              <w:t>计划、架构、测试问题、扩展设计和代码审查记录</w:t>
+            </w:r>
+          </w:p>
+        </w:tc>
+      </w:tr>
+      <w:tr>
+        <w:tc>
+          <w:tcPr>
+            <w:tcW w:type="dxa" w:w="1632"/>
+            <w:vAlign w:val="center"/>
+          </w:tcPr>
+          <w:p>
+            <w:r/>
+            <w:r>
+              <w:rPr>
+                <w:b w:val="0"/>
+                <w:sz w:val="18"/>
+              </w:rPr>
+              <w:t>脚本工具</w:t>
+            </w:r>
+          </w:p>
+        </w:tc>
+        <w:tc>
+          <w:tcPr>
+            <w:tcW w:type="dxa" w:w="1632"/>
+            <w:vAlign w:val="center"/>
+          </w:tcPr>
+          <w:p>
+            <w:r/>
+            <w:r>
+              <w:rPr>
+                <w:b w:val="0"/>
+                <w:sz w:val="18"/>
+              </w:rPr>
+              <w:t>scripts</w:t>
+            </w:r>
+          </w:p>
+        </w:tc>
+        <w:tc>
+          <w:tcPr>
+            <w:tcW w:type="dxa" w:w="1632"/>
+            <w:vAlign w:val="center"/>
+          </w:tcPr>
+          <w:p>
+            <w:r/>
+            <w:r>
+              <w:rPr>
+                <w:b w:val="0"/>
+                <w:sz w:val="18"/>
+              </w:rPr>
+              <w:t>7</w:t>
+            </w:r>
+          </w:p>
+        </w:tc>
+        <w:tc>
+          <w:tcPr>
+            <w:tcW w:type="dxa" w:w="1632"/>
+            <w:vAlign w:val="center"/>
+          </w:tcPr>
+          <w:p>
+            <w:r/>
+            <w:r>
+              <w:rPr>
+                <w:b w:val="0"/>
+                <w:sz w:val="18"/>
+              </w:rPr>
+              <w:t>1532</w:t>
+            </w:r>
+          </w:p>
+        </w:tc>
+        <w:tc>
+          <w:tcPr>
+            <w:tcW w:type="dxa" w:w="1632"/>
+            <w:vAlign w:val="center"/>
+          </w:tcPr>
+          <w:p>
+            <w:r/>
+            <w:r>
+              <w:rPr>
+                <w:b w:val="0"/>
+                <w:sz w:val="18"/>
+              </w:rPr>
+              <w:t>9.2%</w:t>
+            </w:r>
+          </w:p>
+        </w:tc>
+        <w:tc>
+          <w:tcPr>
+            <w:tcW w:type="dxa" w:w="1632"/>
+            <w:vAlign w:val="center"/>
+          </w:tcPr>
+          <w:p>
+            <w:r/>
+            <w:r>
+              <w:rPr>
+                <w:b w:val="0"/>
+                <w:sz w:val="18"/>
+              </w:rPr>
+              <w:t>一键启动、停止、演示数据、状态机验证和冒烟检查</w:t>
+            </w:r>
+          </w:p>
+        </w:tc>
+      </w:tr>
+      <w:tr>
+        <w:tc>
+          <w:tcPr>
+            <w:tcW w:type="dxa" w:w="1632"/>
+            <w:vAlign w:val="center"/>
+          </w:tcPr>
+          <w:p>
+            <w:r/>
+            <w:r>
+              <w:rPr>
+                <w:b w:val="0"/>
+                <w:sz w:val="18"/>
+              </w:rPr>
+              <w:t>根目录配置</w:t>
+            </w:r>
+          </w:p>
+        </w:tc>
+        <w:tc>
+          <w:tcPr>
+            <w:tcW w:type="dxa" w:w="1632"/>
+            <w:vAlign w:val="center"/>
+          </w:tcPr>
+          <w:p>
+            <w:r/>
+            <w:r>
+              <w:rPr>
+                <w:b w:val="0"/>
+                <w:sz w:val="18"/>
+              </w:rPr>
+              <w:t>docker-compose.yml / README 等</w:t>
+            </w:r>
+          </w:p>
+        </w:tc>
+        <w:tc>
+          <w:tcPr>
+            <w:tcW w:type="dxa" w:w="1632"/>
+            <w:vAlign w:val="center"/>
+          </w:tcPr>
+          <w:p>
+            <w:r/>
+            <w:r>
+              <w:rPr>
+                <w:b w:val="0"/>
+                <w:sz w:val="18"/>
+              </w:rPr>
+              <w:t>3</w:t>
+            </w:r>
+          </w:p>
+        </w:tc>
+        <w:tc>
+          <w:tcPr>
+            <w:tcW w:type="dxa" w:w="1632"/>
+            <w:vAlign w:val="center"/>
+          </w:tcPr>
+          <w:p>
+            <w:r/>
+            <w:r>
+              <w:rPr>
+                <w:b w:val="0"/>
+                <w:sz w:val="18"/>
+              </w:rPr>
+              <w:t>458</w:t>
+            </w:r>
+          </w:p>
+        </w:tc>
+        <w:tc>
+          <w:tcPr>
+            <w:tcW w:type="dxa" w:w="1632"/>
+            <w:vAlign w:val="center"/>
+          </w:tcPr>
+          <w:p>
+            <w:r/>
+            <w:r>
+              <w:rPr>
+                <w:b w:val="0"/>
+                <w:sz w:val="18"/>
+              </w:rPr>
+              <w:t>2.7%</w:t>
+            </w:r>
+          </w:p>
+        </w:tc>
+        <w:tc>
+          <w:tcPr>
+            <w:tcW w:type="dxa" w:w="1632"/>
+            <w:vAlign w:val="center"/>
+          </w:tcPr>
+          <w:p>
+            <w:r/>
+            <w:r>
+              <w:rPr>
+                <w:b w:val="0"/>
+                <w:sz w:val="18"/>
+              </w:rPr>
+              <w:t>部署编排、项目说明和运行配置</w:t>
+            </w:r>
+          </w:p>
+        </w:tc>
+      </w:tr>
+    </w:tbl>
+    <w:p/>
+    <w:p>
+      <w:r>
+        <w:br w:type="page"/>
+      </w:r>
+    </w:p>
+    <w:tbl>
+      <w:tblPr>
+        <w:tblStyle w:val="TableGrid"/>
+        <w:tblW w:type="auto" w:w="0"/>
+        <w:tblLayout w:type="autofit"/>
+        <w:tblLook w:firstColumn="1" w:firstRow="1" w:lastColumn="0" w:lastRow="0" w:noHBand="0" w:noVBand="1" w:val="04A0"/>
+      </w:tblPr>
+      <w:tblGrid>
+        <w:gridCol w:w="1632"/>
+        <w:gridCol w:w="1632"/>
+        <w:gridCol w:w="1632"/>
+        <w:gridCol w:w="1632"/>
+        <w:gridCol w:w="1632"/>
+        <w:gridCol w:w="1632"/>
+      </w:tblGrid>
+      <w:tr>
+        <w:tc>
+          <w:tcPr>
+            <w:tcW w:type="dxa" w:w="1632"/>
+            <w:shd w:fill="F2F4F7"/>
+            <w:vAlign w:val="center"/>
+          </w:tcPr>
+          <w:p>
+            <w:r/>
+            <w:r>
+              <w:rPr>
+                <w:b/>
+                <w:sz w:val="18"/>
+              </w:rPr>
+              <w:t>语言/类型</w:t>
+            </w:r>
+          </w:p>
+        </w:tc>
+        <w:tc>
+          <w:tcPr>
+            <w:tcW w:type="dxa" w:w="1632"/>
+            <w:shd w:fill="F2F4F7"/>
+            <w:vAlign w:val="center"/>
+          </w:tcPr>
+          <w:p>
+            <w:r/>
+            <w:r>
+              <w:rPr>
+                <w:b/>
+                <w:sz w:val="18"/>
+              </w:rPr>
+              <w:t>扩展名</w:t>
+            </w:r>
+          </w:p>
+        </w:tc>
+        <w:tc>
+          <w:tcPr>
+            <w:tcW w:type="dxa" w:w="1632"/>
+            <w:shd w:fill="F2F4F7"/>
+            <w:vAlign w:val="center"/>
+          </w:tcPr>
+          <w:p>
+            <w:r/>
+            <w:r>
+              <w:rPr>
+                <w:b/>
+                <w:sz w:val="18"/>
+              </w:rPr>
+              <w:t>文件数</w:t>
+            </w:r>
+          </w:p>
+        </w:tc>
+        <w:tc>
+          <w:tcPr>
+            <w:tcW w:type="dxa" w:w="1632"/>
+            <w:shd w:fill="F2F4F7"/>
+            <w:vAlign w:val="center"/>
+          </w:tcPr>
+          <w:p>
+            <w:r/>
+            <w:r>
+              <w:rPr>
+                <w:b/>
+                <w:sz w:val="18"/>
+              </w:rPr>
+              <w:t>行数</w:t>
+            </w:r>
+          </w:p>
+        </w:tc>
+        <w:tc>
+          <w:tcPr>
+            <w:tcW w:type="dxa" w:w="1632"/>
+            <w:shd w:fill="F2F4F7"/>
+            <w:vAlign w:val="center"/>
+          </w:tcPr>
+          <w:p>
+            <w:r/>
+            <w:r>
+              <w:rPr>
+                <w:b/>
+                <w:sz w:val="18"/>
+              </w:rPr>
+              <w:t>占比</w:t>
+            </w:r>
+          </w:p>
+        </w:tc>
+        <w:tc>
+          <w:tcPr>
+            <w:tcW w:type="dxa" w:w="1632"/>
+            <w:shd w:fill="F2F4F7"/>
+            <w:vAlign w:val="center"/>
+          </w:tcPr>
+          <w:p>
+            <w:r/>
+            <w:r>
+              <w:rPr>
+                <w:b/>
+                <w:sz w:val="18"/>
+              </w:rPr>
+              <w:t>主要价值</w:t>
+            </w:r>
+          </w:p>
+        </w:tc>
+      </w:tr>
+      <w:tr>
+        <w:tc>
+          <w:tcPr>
+            <w:tcW w:type="dxa" w:w="1632"/>
+            <w:vAlign w:val="center"/>
+          </w:tcPr>
+          <w:p>
+            <w:r/>
+            <w:r>
+              <w:rPr>
+                <w:b w:val="0"/>
+                <w:sz w:val="18"/>
+              </w:rPr>
+              <w:t>Java</w:t>
+            </w:r>
+          </w:p>
+        </w:tc>
+        <w:tc>
+          <w:tcPr>
+            <w:tcW w:type="dxa" w:w="1632"/>
+            <w:vAlign w:val="center"/>
+          </w:tcPr>
+          <w:p>
+            <w:r/>
+            <w:r>
+              <w:rPr>
+                <w:b w:val="0"/>
+                <w:sz w:val="18"/>
+              </w:rPr>
+              <w:t>.java</w:t>
+            </w:r>
+          </w:p>
+        </w:tc>
+        <w:tc>
+          <w:tcPr>
+            <w:tcW w:type="dxa" w:w="1632"/>
+            <w:vAlign w:val="center"/>
+          </w:tcPr>
+          <w:p>
+            <w:r/>
+            <w:r>
+              <w:rPr>
+                <w:b w:val="0"/>
+                <w:sz w:val="18"/>
+              </w:rPr>
+              <w:t>115</w:t>
+            </w:r>
+          </w:p>
+        </w:tc>
+        <w:tc>
+          <w:tcPr>
+            <w:tcW w:type="dxa" w:w="1632"/>
+            <w:vAlign w:val="center"/>
+          </w:tcPr>
+          <w:p>
+            <w:r/>
+            <w:r>
+              <w:rPr>
+                <w:b w:val="0"/>
+                <w:sz w:val="18"/>
+              </w:rPr>
+              <w:t>7641</w:t>
+            </w:r>
+          </w:p>
+        </w:tc>
+        <w:tc>
+          <w:tcPr>
+            <w:tcW w:type="dxa" w:w="1632"/>
+            <w:vAlign w:val="center"/>
+          </w:tcPr>
+          <w:p>
+            <w:r/>
+            <w:r>
+              <w:rPr>
+                <w:b w:val="0"/>
+                <w:sz w:val="18"/>
+              </w:rPr>
+              <w:t>45.6%</w:t>
+            </w:r>
+          </w:p>
+        </w:tc>
+        <w:tc>
+          <w:tcPr>
+            <w:tcW w:type="dxa" w:w="1632"/>
+            <w:vAlign w:val="center"/>
+          </w:tcPr>
+          <w:p>
+            <w:r/>
+            <w:r>
+              <w:rPr>
+                <w:b w:val="0"/>
+                <w:sz w:val="18"/>
+              </w:rPr>
+              <w:t>后端业务主体、测试和安全配置</w:t>
+            </w:r>
+          </w:p>
+        </w:tc>
+      </w:tr>
+      <w:tr>
+        <w:tc>
+          <w:tcPr>
+            <w:tcW w:type="dxa" w:w="1632"/>
+            <w:vAlign w:val="center"/>
+          </w:tcPr>
+          <w:p>
+            <w:r/>
+            <w:r>
+              <w:rPr>
+                <w:b w:val="0"/>
+                <w:sz w:val="18"/>
+              </w:rPr>
+              <w:t>Vue</w:t>
+            </w:r>
+          </w:p>
+        </w:tc>
+        <w:tc>
+          <w:tcPr>
+            <w:tcW w:type="dxa" w:w="1632"/>
+            <w:vAlign w:val="center"/>
+          </w:tcPr>
+          <w:p>
+            <w:r/>
+            <w:r>
+              <w:rPr>
+                <w:b w:val="0"/>
+                <w:sz w:val="18"/>
+              </w:rPr>
+              <w:t>.vue</w:t>
+            </w:r>
+          </w:p>
+        </w:tc>
+        <w:tc>
+          <w:tcPr>
+            <w:tcW w:type="dxa" w:w="1632"/>
+            <w:vAlign w:val="center"/>
+          </w:tcPr>
+          <w:p>
+            <w:r/>
+            <w:r>
+              <w:rPr>
+                <w:b w:val="0"/>
+                <w:sz w:val="18"/>
+              </w:rPr>
+              <w:t>19</w:t>
+            </w:r>
+          </w:p>
+        </w:tc>
+        <w:tc>
+          <w:tcPr>
+            <w:tcW w:type="dxa" w:w="1632"/>
+            <w:vAlign w:val="center"/>
+          </w:tcPr>
+          <w:p>
+            <w:r/>
+            <w:r>
+              <w:rPr>
+                <w:b w:val="0"/>
+                <w:sz w:val="18"/>
+              </w:rPr>
+              <w:t>3018</w:t>
+            </w:r>
+          </w:p>
+        </w:tc>
+        <w:tc>
+          <w:tcPr>
+            <w:tcW w:type="dxa" w:w="1632"/>
+            <w:vAlign w:val="center"/>
+          </w:tcPr>
+          <w:p>
+            <w:r/>
+            <w:r>
+              <w:rPr>
+                <w:b w:val="0"/>
+                <w:sz w:val="18"/>
+              </w:rPr>
+              <w:t>18.0%</w:t>
+            </w:r>
+          </w:p>
+        </w:tc>
+        <w:tc>
+          <w:tcPr>
+            <w:tcW w:type="dxa" w:w="1632"/>
+            <w:vAlign w:val="center"/>
+          </w:tcPr>
+          <w:p>
+            <w:r/>
+            <w:r>
+              <w:rPr>
+                <w:b w:val="0"/>
+                <w:sz w:val="18"/>
+              </w:rPr>
+              <w:t>前端页面和组件</w:t>
+            </w:r>
+          </w:p>
+        </w:tc>
+      </w:tr>
+      <w:tr>
+        <w:tc>
+          <w:tcPr>
+            <w:tcW w:type="dxa" w:w="1632"/>
+            <w:vAlign w:val="center"/>
+          </w:tcPr>
+          <w:p>
+            <w:r/>
+            <w:r>
+              <w:rPr>
+                <w:b w:val="0"/>
+                <w:sz w:val="18"/>
+              </w:rPr>
+              <w:t>Markdown</w:t>
+            </w:r>
+          </w:p>
+        </w:tc>
+        <w:tc>
+          <w:tcPr>
+            <w:tcW w:type="dxa" w:w="1632"/>
+            <w:vAlign w:val="center"/>
+          </w:tcPr>
+          <w:p>
+            <w:r/>
+            <w:r>
+              <w:rPr>
+                <w:b w:val="0"/>
+                <w:sz w:val="18"/>
+              </w:rPr>
+              <w:t>.md</w:t>
+            </w:r>
+          </w:p>
+        </w:tc>
+        <w:tc>
+          <w:tcPr>
+            <w:tcW w:type="dxa" w:w="1632"/>
+            <w:vAlign w:val="center"/>
+          </w:tcPr>
+          <w:p>
+            <w:r/>
+            <w:r>
+              <w:rPr>
+                <w:b w:val="0"/>
+                <w:sz w:val="18"/>
+              </w:rPr>
+              <w:t>19</w:t>
+            </w:r>
+          </w:p>
+        </w:tc>
+        <w:tc>
+          <w:tcPr>
+            <w:tcW w:type="dxa" w:w="1632"/>
+            <w:vAlign w:val="center"/>
+          </w:tcPr>
+          <w:p>
+            <w:r/>
+            <w:r>
+              <w:rPr>
+                <w:b w:val="0"/>
+                <w:sz w:val="18"/>
+              </w:rPr>
+              <w:t>2539</w:t>
+            </w:r>
+          </w:p>
+        </w:tc>
+        <w:tc>
+          <w:tcPr>
+            <w:tcW w:type="dxa" w:w="1632"/>
+            <w:vAlign w:val="center"/>
+          </w:tcPr>
+          <w:p>
+            <w:r/>
+            <w:r>
+              <w:rPr>
+                <w:b w:val="0"/>
+                <w:sz w:val="18"/>
+              </w:rPr>
+              <w:t>15.2%</w:t>
+            </w:r>
+          </w:p>
+        </w:tc>
+        <w:tc>
+          <w:tcPr>
+            <w:tcW w:type="dxa" w:w="1632"/>
+            <w:vAlign w:val="center"/>
+          </w:tcPr>
+          <w:p>
+            <w:r/>
+            <w:r>
+              <w:rPr>
+                <w:b w:val="0"/>
+                <w:sz w:val="18"/>
+              </w:rPr>
+              <w:t>过程文档与答辩素材依据</w:t>
+            </w:r>
+          </w:p>
+        </w:tc>
+      </w:tr>
+      <w:tr>
+        <w:tc>
+          <w:tcPr>
+            <w:tcW w:type="dxa" w:w="1632"/>
+            <w:vAlign w:val="center"/>
+          </w:tcPr>
+          <w:p>
+            <w:r/>
+            <w:r>
+              <w:rPr>
+                <w:b w:val="0"/>
+                <w:sz w:val="18"/>
+              </w:rPr>
+              <w:t>PowerShell</w:t>
+            </w:r>
+          </w:p>
+        </w:tc>
+        <w:tc>
+          <w:tcPr>
+            <w:tcW w:type="dxa" w:w="1632"/>
+            <w:vAlign w:val="center"/>
+          </w:tcPr>
+          <w:p>
+            <w:r/>
+            <w:r>
+              <w:rPr>
+                <w:b w:val="0"/>
+                <w:sz w:val="18"/>
+              </w:rPr>
+              <w:t>.ps1</w:t>
+            </w:r>
+          </w:p>
+        </w:tc>
+        <w:tc>
+          <w:tcPr>
+            <w:tcW w:type="dxa" w:w="1632"/>
+            <w:vAlign w:val="center"/>
+          </w:tcPr>
+          <w:p>
+            <w:r/>
+            <w:r>
+              <w:rPr>
+                <w:b w:val="0"/>
+                <w:sz w:val="18"/>
+              </w:rPr>
+              <w:t>6</w:t>
+            </w:r>
+          </w:p>
+        </w:tc>
+        <w:tc>
+          <w:tcPr>
+            <w:tcW w:type="dxa" w:w="1632"/>
+            <w:vAlign w:val="center"/>
+          </w:tcPr>
+          <w:p>
+            <w:r/>
+            <w:r>
+              <w:rPr>
+                <w:b w:val="0"/>
+                <w:sz w:val="18"/>
+              </w:rPr>
+              <w:t>1173</w:t>
+            </w:r>
+          </w:p>
+        </w:tc>
+        <w:tc>
+          <w:tcPr>
+            <w:tcW w:type="dxa" w:w="1632"/>
+            <w:vAlign w:val="center"/>
+          </w:tcPr>
+          <w:p>
+            <w:r/>
+            <w:r>
+              <w:rPr>
+                <w:b w:val="0"/>
+                <w:sz w:val="18"/>
+              </w:rPr>
+              <w:t>7.0%</w:t>
+            </w:r>
+          </w:p>
+        </w:tc>
+        <w:tc>
+          <w:tcPr>
+            <w:tcW w:type="dxa" w:w="1632"/>
+            <w:vAlign w:val="center"/>
+          </w:tcPr>
+          <w:p>
+            <w:r/>
+            <w:r>
+              <w:rPr>
+                <w:b w:val="0"/>
+                <w:sz w:val="18"/>
+              </w:rPr>
+              <w:t>启动、停止、冒烟和演示辅助脚本</w:t>
+            </w:r>
+          </w:p>
+        </w:tc>
+      </w:tr>
+      <w:tr>
+        <w:tc>
+          <w:tcPr>
+            <w:tcW w:type="dxa" w:w="1632"/>
+            <w:vAlign w:val="center"/>
+          </w:tcPr>
+          <w:p>
+            <w:r/>
+            <w:r>
+              <w:rPr>
+                <w:b w:val="0"/>
+                <w:sz w:val="18"/>
+              </w:rPr>
+              <w:t>CSS</w:t>
+            </w:r>
+          </w:p>
+        </w:tc>
+        <w:tc>
+          <w:tcPr>
+            <w:tcW w:type="dxa" w:w="1632"/>
+            <w:vAlign w:val="center"/>
+          </w:tcPr>
+          <w:p>
+            <w:r/>
+            <w:r>
+              <w:rPr>
+                <w:b w:val="0"/>
+                <w:sz w:val="18"/>
+              </w:rPr>
+              <w:t>.css</w:t>
+            </w:r>
+          </w:p>
+        </w:tc>
+        <w:tc>
+          <w:tcPr>
+            <w:tcW w:type="dxa" w:w="1632"/>
+            <w:vAlign w:val="center"/>
+          </w:tcPr>
+          <w:p>
+            <w:r/>
+            <w:r>
+              <w:rPr>
+                <w:b w:val="0"/>
+                <w:sz w:val="18"/>
+              </w:rPr>
+              <w:t>1</w:t>
+            </w:r>
+          </w:p>
+        </w:tc>
+        <w:tc>
+          <w:tcPr>
+            <w:tcW w:type="dxa" w:w="1632"/>
+            <w:vAlign w:val="center"/>
+          </w:tcPr>
+          <w:p>
+            <w:r/>
+            <w:r>
+              <w:rPr>
+                <w:b w:val="0"/>
+                <w:sz w:val="18"/>
+              </w:rPr>
+              <w:t>897</w:t>
+            </w:r>
+          </w:p>
+        </w:tc>
+        <w:tc>
+          <w:tcPr>
+            <w:tcW w:type="dxa" w:w="1632"/>
+            <w:vAlign w:val="center"/>
+          </w:tcPr>
+          <w:p>
+            <w:r/>
+            <w:r>
+              <w:rPr>
+                <w:b w:val="0"/>
+                <w:sz w:val="18"/>
+              </w:rPr>
+              <w:t>5.4%</w:t>
+            </w:r>
+          </w:p>
+        </w:tc>
+        <w:tc>
+          <w:tcPr>
+            <w:tcW w:type="dxa" w:w="1632"/>
+            <w:vAlign w:val="center"/>
+          </w:tcPr>
+          <w:p>
+            <w:r/>
+            <w:r>
+              <w:rPr>
+                <w:b w:val="0"/>
+                <w:sz w:val="18"/>
+              </w:rPr>
+              <w:t>统一页面样式</w:t>
+            </w:r>
+          </w:p>
+        </w:tc>
+      </w:tr>
+      <w:tr>
+        <w:tc>
+          <w:tcPr>
+            <w:tcW w:type="dxa" w:w="1632"/>
+            <w:vAlign w:val="center"/>
+          </w:tcPr>
+          <w:p>
+            <w:r/>
+            <w:r>
+              <w:rPr>
+                <w:b w:val="0"/>
+                <w:sz w:val="18"/>
+              </w:rPr>
+              <w:t>SQL</w:t>
+            </w:r>
+          </w:p>
+        </w:tc>
+        <w:tc>
+          <w:tcPr>
+            <w:tcW w:type="dxa" w:w="1632"/>
+            <w:vAlign w:val="center"/>
+          </w:tcPr>
+          <w:p>
+            <w:r/>
+            <w:r>
+              <w:rPr>
+                <w:b w:val="0"/>
+                <w:sz w:val="18"/>
+              </w:rPr>
+              <w:t>.sql</w:t>
+            </w:r>
+          </w:p>
+        </w:tc>
+        <w:tc>
+          <w:tcPr>
+            <w:tcW w:type="dxa" w:w="1632"/>
+            <w:vAlign w:val="center"/>
+          </w:tcPr>
+          <w:p>
+            <w:r/>
+            <w:r>
+              <w:rPr>
+                <w:b w:val="0"/>
+                <w:sz w:val="18"/>
+              </w:rPr>
+              <w:t>15</w:t>
+            </w:r>
+          </w:p>
+        </w:tc>
+        <w:tc>
+          <w:tcPr>
+            <w:tcW w:type="dxa" w:w="1632"/>
+            <w:vAlign w:val="center"/>
+          </w:tcPr>
+          <w:p>
+            <w:r/>
+            <w:r>
+              <w:rPr>
+                <w:b w:val="0"/>
+                <w:sz w:val="18"/>
+              </w:rPr>
+              <w:t>558</w:t>
+            </w:r>
+          </w:p>
+        </w:tc>
+        <w:tc>
+          <w:tcPr>
+            <w:tcW w:type="dxa" w:w="1632"/>
+            <w:vAlign w:val="center"/>
+          </w:tcPr>
+          <w:p>
+            <w:r/>
+            <w:r>
+              <w:rPr>
+                <w:b w:val="0"/>
+                <w:sz w:val="18"/>
+              </w:rPr>
+              <w:t>3.3%</w:t>
+            </w:r>
+          </w:p>
+        </w:tc>
+        <w:tc>
+          <w:tcPr>
+            <w:tcW w:type="dxa" w:w="1632"/>
+            <w:vAlign w:val="center"/>
+          </w:tcPr>
+          <w:p>
+            <w:r/>
+            <w:r>
+              <w:rPr>
+                <w:b w:val="0"/>
+                <w:sz w:val="18"/>
+              </w:rPr>
+              <w:t>Flyway 多数据库迁移</w:t>
+            </w:r>
+          </w:p>
+        </w:tc>
+      </w:tr>
+      <w:tr>
+        <w:tc>
+          <w:tcPr>
+            <w:tcW w:type="dxa" w:w="1632"/>
+            <w:vAlign w:val="center"/>
+          </w:tcPr>
+          <w:p>
+            <w:r/>
+            <w:r>
+              <w:rPr>
+                <w:b w:val="0"/>
+                <w:sz w:val="18"/>
+              </w:rPr>
+              <w:t>Python</w:t>
+            </w:r>
+          </w:p>
+        </w:tc>
+        <w:tc>
+          <w:tcPr>
+            <w:tcW w:type="dxa" w:w="1632"/>
+            <w:vAlign w:val="center"/>
+          </w:tcPr>
+          <w:p>
+            <w:r/>
+            <w:r>
+              <w:rPr>
+                <w:b w:val="0"/>
+                <w:sz w:val="18"/>
+              </w:rPr>
+              <w:t>.py</w:t>
+            </w:r>
+          </w:p>
+        </w:tc>
+        <w:tc>
+          <w:tcPr>
+            <w:tcW w:type="dxa" w:w="1632"/>
+            <w:vAlign w:val="center"/>
+          </w:tcPr>
+          <w:p>
+            <w:r/>
+            <w:r>
+              <w:rPr>
+                <w:b w:val="0"/>
+                <w:sz w:val="18"/>
+              </w:rPr>
+              <w:t>1</w:t>
+            </w:r>
+          </w:p>
+        </w:tc>
+        <w:tc>
+          <w:tcPr>
+            <w:tcW w:type="dxa" w:w="1632"/>
+            <w:vAlign w:val="center"/>
+          </w:tcPr>
+          <w:p>
+            <w:r/>
+            <w:r>
+              <w:rPr>
+                <w:b w:val="0"/>
+                <w:sz w:val="18"/>
+              </w:rPr>
+              <w:t>359</w:t>
+            </w:r>
+          </w:p>
+        </w:tc>
+        <w:tc>
+          <w:tcPr>
+            <w:tcW w:type="dxa" w:w="1632"/>
+            <w:vAlign w:val="center"/>
+          </w:tcPr>
+          <w:p>
+            <w:r/>
+            <w:r>
+              <w:rPr>
+                <w:b w:val="0"/>
+                <w:sz w:val="18"/>
+              </w:rPr>
+              <w:t>2.1%</w:t>
+            </w:r>
+          </w:p>
+        </w:tc>
+        <w:tc>
+          <w:tcPr>
+            <w:tcW w:type="dxa" w:w="1632"/>
+            <w:vAlign w:val="center"/>
+          </w:tcPr>
+          <w:p>
+            <w:r/>
+            <w:r>
+              <w:rPr>
+                <w:b w:val="0"/>
+                <w:sz w:val="18"/>
+              </w:rPr>
+              <w:t>状态机 BFS 验证脚本</w:t>
+            </w:r>
+          </w:p>
+        </w:tc>
+      </w:tr>
+      <w:tr>
+        <w:tc>
+          <w:tcPr>
+            <w:tcW w:type="dxa" w:w="1632"/>
+            <w:vAlign w:val="center"/>
+          </w:tcPr>
+          <w:p>
+            <w:r/>
+            <w:r>
+              <w:rPr>
+                <w:b w:val="0"/>
+                <w:sz w:val="18"/>
+              </w:rPr>
+              <w:t>JavaScript/YAML/XML/HTML</w:t>
+            </w:r>
+          </w:p>
+        </w:tc>
+        <w:tc>
+          <w:tcPr>
+            <w:tcW w:type="dxa" w:w="1632"/>
+            <w:vAlign w:val="center"/>
+          </w:tcPr>
+          <w:p>
+            <w:r/>
+            <w:r>
+              <w:rPr>
+                <w:b w:val="0"/>
+                <w:sz w:val="18"/>
+              </w:rPr>
+              <w:t>.js/.yml/.xml/.html</w:t>
+            </w:r>
+          </w:p>
+        </w:tc>
+        <w:tc>
+          <w:tcPr>
+            <w:tcW w:type="dxa" w:w="1632"/>
+            <w:vAlign w:val="center"/>
+          </w:tcPr>
+          <w:p>
+            <w:r/>
+            <w:r>
+              <w:rPr>
+                <w:b w:val="0"/>
+                <w:sz w:val="18"/>
+              </w:rPr>
+              <w:t>10</w:t>
+            </w:r>
+          </w:p>
+        </w:tc>
+        <w:tc>
+          <w:tcPr>
+            <w:tcW w:type="dxa" w:w="1632"/>
+            <w:vAlign w:val="center"/>
+          </w:tcPr>
+          <w:p>
+            <w:r/>
+            <w:r>
+              <w:rPr>
+                <w:b w:val="0"/>
+                <w:sz w:val="18"/>
+              </w:rPr>
+              <w:t>554</w:t>
+            </w:r>
+          </w:p>
+        </w:tc>
+        <w:tc>
+          <w:tcPr>
+            <w:tcW w:type="dxa" w:w="1632"/>
+            <w:vAlign w:val="center"/>
+          </w:tcPr>
+          <w:p>
+            <w:r/>
+            <w:r>
+              <w:rPr>
+                <w:b w:val="0"/>
+                <w:sz w:val="18"/>
+              </w:rPr>
+              <w:t>3.3%</w:t>
+            </w:r>
+          </w:p>
+        </w:tc>
+        <w:tc>
+          <w:tcPr>
+            <w:tcW w:type="dxa" w:w="1632"/>
+            <w:vAlign w:val="center"/>
+          </w:tcPr>
+          <w:p>
+            <w:r/>
+            <w:r>
+              <w:rPr>
+                <w:b w:val="0"/>
+                <w:sz w:val="18"/>
+              </w:rPr>
+              <w:t>前端入口、配置和构建描述</w:t>
+            </w:r>
+          </w:p>
+        </w:tc>
+      </w:tr>
+    </w:tbl>
+    <w:p/>
+    <w:p>
+      <w:r>
+        <w:br w:type="page"/>
+      </w:r>
+    </w:p>
+    <w:p>
+      <w:pPr>
+        <w:pStyle w:val="Heading1"/>
+      </w:pPr>
+      <w:r>
+        <w:t>6. 任务分配与贡献比例</w:t>
+      </w:r>
+    </w:p>
+    <w:tbl>
+      <w:tblPr>
+        <w:tblStyle w:val="TableGrid"/>
+        <w:tblW w:type="auto" w:w="0"/>
+        <w:tblLayout w:type="autofit"/>
+        <w:tblLook w:firstColumn="1" w:firstRow="1" w:lastColumn="0" w:lastRow="0" w:noHBand="0" w:noVBand="1" w:val="04A0"/>
+      </w:tblPr>
+      <w:tblGrid>
+        <w:gridCol w:w="1958"/>
+        <w:gridCol w:w="1958"/>
+        <w:gridCol w:w="1958"/>
+        <w:gridCol w:w="1958"/>
+        <w:gridCol w:w="1958"/>
+      </w:tblGrid>
+      <w:tr>
+        <w:tc>
+          <w:tcPr>
+            <w:tcW w:type="dxa" w:w="1958"/>
+            <w:shd w:fill="F2F4F7"/>
+            <w:vAlign w:val="center"/>
+          </w:tcPr>
+          <w:p>
+            <w:r/>
+            <w:r>
+              <w:rPr>
+                <w:b/>
+                <w:sz w:val="18"/>
+              </w:rPr>
+              <w:t>角色</w:t>
+            </w:r>
+          </w:p>
+        </w:tc>
+        <w:tc>
+          <w:tcPr>
+            <w:tcW w:type="dxa" w:w="1958"/>
+            <w:shd w:fill="F2F4F7"/>
+            <w:vAlign w:val="center"/>
+          </w:tcPr>
+          <w:p>
+            <w:r/>
+            <w:r>
+              <w:rPr>
+                <w:b/>
+                <w:sz w:val="18"/>
+              </w:rPr>
+              <w:t>真实姓名</w:t>
+            </w:r>
+          </w:p>
+        </w:tc>
+        <w:tc>
+          <w:tcPr>
+            <w:tcW w:type="dxa" w:w="1958"/>
+            <w:shd w:fill="F2F4F7"/>
+            <w:vAlign w:val="center"/>
+          </w:tcPr>
+          <w:p>
+            <w:r/>
+            <w:r>
+              <w:rPr>
+                <w:b/>
+                <w:sz w:val="18"/>
+              </w:rPr>
+              <w:t>贡献比例</w:t>
+            </w:r>
+          </w:p>
+        </w:tc>
+        <w:tc>
+          <w:tcPr>
+            <w:tcW w:type="dxa" w:w="1958"/>
+            <w:shd w:fill="F2F4F7"/>
+            <w:vAlign w:val="center"/>
+          </w:tcPr>
+          <w:p>
+            <w:r/>
+            <w:r>
+              <w:rPr>
+                <w:b/>
+                <w:sz w:val="18"/>
+              </w:rPr>
+              <w:t>完成任务</w:t>
+            </w:r>
+          </w:p>
+        </w:tc>
+        <w:tc>
+          <w:tcPr>
+            <w:tcW w:type="dxa" w:w="1958"/>
+            <w:shd w:fill="F2F4F7"/>
+            <w:vAlign w:val="center"/>
+          </w:tcPr>
+          <w:p>
+            <w:r/>
+            <w:r>
+              <w:rPr>
+                <w:b/>
+                <w:sz w:val="18"/>
+              </w:rPr>
+              <w:t>主要证据</w:t>
+            </w:r>
+          </w:p>
+        </w:tc>
+      </w:tr>
+      <w:tr>
+        <w:tc>
+          <w:tcPr>
+            <w:tcW w:type="dxa" w:w="1958"/>
+            <w:vAlign w:val="center"/>
+          </w:tcPr>
+          <w:p>
+            <w:r/>
+            <w:r>
+              <w:rPr>
+                <w:b w:val="0"/>
+                <w:sz w:val="18"/>
+              </w:rPr>
+              <w:t>项目负责人</w:t>
+            </w:r>
+          </w:p>
+        </w:tc>
+        <w:tc>
+          <w:tcPr>
+            <w:tcW w:type="dxa" w:w="1958"/>
+            <w:vAlign w:val="center"/>
+          </w:tcPr>
+          <w:p>
+            <w:r/>
+            <w:r>
+              <w:rPr>
+                <w:b w:val="0"/>
+                <w:sz w:val="18"/>
+              </w:rPr>
+              <w:t>赵杰雄</w:t>
+            </w:r>
+          </w:p>
+        </w:tc>
+        <w:tc>
+          <w:tcPr>
+            <w:tcW w:type="dxa" w:w="1958"/>
+            <w:vAlign w:val="center"/>
+          </w:tcPr>
+          <w:p>
+            <w:r/>
+            <w:r>
+              <w:rPr>
+                <w:b w:val="0"/>
+                <w:sz w:val="18"/>
+              </w:rPr>
+              <w:t>22%</w:t>
+            </w:r>
+          </w:p>
+        </w:tc>
+        <w:tc>
+          <w:tcPr>
+            <w:tcW w:type="dxa" w:w="1958"/>
+            <w:vAlign w:val="center"/>
+          </w:tcPr>
+          <w:p>
+            <w:r/>
+            <w:r>
+              <w:rPr>
+                <w:b w:val="0"/>
+                <w:sz w:val="18"/>
+              </w:rPr>
+              <w:t>范围确认、进度统筹、风险管理、文档整合、答辩组织</w:t>
+            </w:r>
+          </w:p>
+        </w:tc>
+        <w:tc>
+          <w:tcPr>
+            <w:tcW w:type="dxa" w:w="1958"/>
+            <w:vAlign w:val="center"/>
+          </w:tcPr>
+          <w:p>
+            <w:r/>
+            <w:r>
+              <w:rPr>
+                <w:b w:val="0"/>
+                <w:sz w:val="18"/>
+              </w:rPr>
+              <w:t>启动/关闭报告、结题 PPT、演示视频组织、里程碑与验收材料</w:t>
+            </w:r>
+          </w:p>
+        </w:tc>
+      </w:tr>
+      <w:tr>
+        <w:tc>
+          <w:tcPr>
+            <w:tcW w:type="dxa" w:w="1958"/>
+            <w:vAlign w:val="center"/>
+          </w:tcPr>
+          <w:p>
+            <w:r/>
+            <w:r>
+              <w:rPr>
+                <w:b w:val="0"/>
+                <w:sz w:val="18"/>
+              </w:rPr>
+              <w:t>后端开发</w:t>
+            </w:r>
+          </w:p>
+        </w:tc>
+        <w:tc>
+          <w:tcPr>
+            <w:tcW w:type="dxa" w:w="1958"/>
+            <w:vAlign w:val="center"/>
+          </w:tcPr>
+          <w:p>
+            <w:r/>
+            <w:r>
+              <w:rPr>
+                <w:b w:val="0"/>
+                <w:sz w:val="18"/>
+              </w:rPr>
+              <w:t>谷友瑄</w:t>
+            </w:r>
+          </w:p>
+        </w:tc>
+        <w:tc>
+          <w:tcPr>
+            <w:tcW w:type="dxa" w:w="1958"/>
+            <w:vAlign w:val="center"/>
+          </w:tcPr>
+          <w:p>
+            <w:r/>
+            <w:r>
+              <w:rPr>
+                <w:b w:val="0"/>
+                <w:sz w:val="18"/>
+              </w:rPr>
+              <w:t>22%</w:t>
+            </w:r>
+          </w:p>
+        </w:tc>
+        <w:tc>
+          <w:tcPr>
+            <w:tcW w:type="dxa" w:w="1958"/>
+            <w:vAlign w:val="center"/>
+          </w:tcPr>
+          <w:p>
+            <w:r/>
+            <w:r>
+              <w:rPr>
+                <w:b w:val="0"/>
+                <w:sz w:val="18"/>
+              </w:rPr>
+              <w:t>Spring Boot 工程、JWT/RBAC、合同状态机、附件上传、模板和统计接口</w:t>
+            </w:r>
+          </w:p>
+        </w:tc>
+        <w:tc>
+          <w:tcPr>
+            <w:tcW w:type="dxa" w:w="1958"/>
+            <w:vAlign w:val="center"/>
+          </w:tcPr>
+          <w:p>
+            <w:r/>
+            <w:r>
+              <w:rPr>
+                <w:b w:val="0"/>
+                <w:sz w:val="18"/>
+              </w:rPr>
+              <w:t>后端接口、领域服务、数据库迁移、权限校验、集成测试</w:t>
+            </w:r>
+          </w:p>
+        </w:tc>
+      </w:tr>
+      <w:tr>
+        <w:tc>
+          <w:tcPr>
+            <w:tcW w:type="dxa" w:w="1958"/>
+            <w:vAlign w:val="center"/>
+          </w:tcPr>
+          <w:p>
+            <w:r/>
+            <w:r>
+              <w:rPr>
+                <w:b w:val="0"/>
+                <w:sz w:val="18"/>
+              </w:rPr>
+              <w:t>前端开发</w:t>
+            </w:r>
+          </w:p>
+        </w:tc>
+        <w:tc>
+          <w:tcPr>
+            <w:tcW w:type="dxa" w:w="1958"/>
+            <w:vAlign w:val="center"/>
+          </w:tcPr>
+          <w:p>
+            <w:r/>
+            <w:r>
+              <w:rPr>
+                <w:b w:val="0"/>
+                <w:sz w:val="18"/>
+              </w:rPr>
+              <w:t>王凯</w:t>
+            </w:r>
+          </w:p>
+        </w:tc>
+        <w:tc>
+          <w:tcPr>
+            <w:tcW w:type="dxa" w:w="1958"/>
+            <w:vAlign w:val="center"/>
+          </w:tcPr>
+          <w:p>
+            <w:r/>
+            <w:r>
+              <w:rPr>
+                <w:b w:val="0"/>
+                <w:sz w:val="18"/>
+              </w:rPr>
+              <w:t>21%</w:t>
+            </w:r>
+          </w:p>
+        </w:tc>
+        <w:tc>
+          <w:tcPr>
+            <w:tcW w:type="dxa" w:w="1958"/>
+            <w:vAlign w:val="center"/>
+          </w:tcPr>
+          <w:p>
+            <w:r/>
+            <w:r>
+              <w:rPr>
+                <w:b w:val="0"/>
+                <w:sz w:val="18"/>
+              </w:rPr>
+              <w:t>Vue 页面、路由权限、合同详情、流程可视化、查询统计和演示素材</w:t>
+            </w:r>
+          </w:p>
+        </w:tc>
+        <w:tc>
+          <w:tcPr>
+            <w:tcW w:type="dxa" w:w="1958"/>
+            <w:vAlign w:val="center"/>
+          </w:tcPr>
+          <w:p>
+            <w:r/>
+            <w:r>
+              <w:rPr>
+                <w:b w:val="0"/>
+                <w:sz w:val="18"/>
+              </w:rPr>
+              <w:t>前端页面、组件、交互状态、截图素材和用户手册配图</w:t>
+            </w:r>
+          </w:p>
+        </w:tc>
+      </w:tr>
+      <w:tr>
+        <w:tc>
+          <w:tcPr>
+            <w:tcW w:type="dxa" w:w="1958"/>
+            <w:vAlign w:val="center"/>
+          </w:tcPr>
+          <w:p>
+            <w:r/>
+            <w:r>
+              <w:rPr>
+                <w:b w:val="0"/>
+                <w:sz w:val="18"/>
+              </w:rPr>
+              <w:t>测试</w:t>
+            </w:r>
+          </w:p>
+        </w:tc>
+        <w:tc>
+          <w:tcPr>
+            <w:tcW w:type="dxa" w:w="1958"/>
+            <w:vAlign w:val="center"/>
+          </w:tcPr>
+          <w:p>
+            <w:r/>
+            <w:r>
+              <w:rPr>
+                <w:b w:val="0"/>
+                <w:sz w:val="18"/>
+              </w:rPr>
+              <w:t>项重善</w:t>
+            </w:r>
+          </w:p>
+        </w:tc>
+        <w:tc>
+          <w:tcPr>
+            <w:tcW w:type="dxa" w:w="1958"/>
+            <w:vAlign w:val="center"/>
+          </w:tcPr>
+          <w:p>
+            <w:r/>
+            <w:r>
+              <w:rPr>
+                <w:b w:val="0"/>
+                <w:sz w:val="18"/>
+              </w:rPr>
+              <w:t>18%</w:t>
+            </w:r>
+          </w:p>
+        </w:tc>
+        <w:tc>
+          <w:tcPr>
+            <w:tcW w:type="dxa" w:w="1958"/>
+            <w:vAlign w:val="center"/>
+          </w:tcPr>
+          <w:p>
+            <w:r/>
+            <w:r>
+              <w:rPr>
+                <w:b w:val="0"/>
+                <w:sz w:val="18"/>
+              </w:rPr>
+              <w:t>测试用例、回归验证、Playwright 演示脚本、缺陷复核和验收记录</w:t>
+            </w:r>
+          </w:p>
+        </w:tc>
+        <w:tc>
+          <w:tcPr>
+            <w:tcW w:type="dxa" w:w="1958"/>
+            <w:vAlign w:val="center"/>
+          </w:tcPr>
+          <w:p>
+            <w:r/>
+            <w:r>
+              <w:rPr>
+                <w:b w:val="0"/>
+                <w:sz w:val="18"/>
+              </w:rPr>
+              <w:t>测试报告、回归清单、自动化验证记录、演示流程确认</w:t>
+            </w:r>
+          </w:p>
+        </w:tc>
+      </w:tr>
+      <w:tr>
+        <w:tc>
+          <w:tcPr>
+            <w:tcW w:type="dxa" w:w="1958"/>
+            <w:vAlign w:val="center"/>
+          </w:tcPr>
+          <w:p>
+            <w:r/>
+            <w:r>
+              <w:rPr>
+                <w:b w:val="0"/>
+                <w:sz w:val="18"/>
+              </w:rPr>
+              <w:t>数据库/运维</w:t>
+            </w:r>
+          </w:p>
+        </w:tc>
+        <w:tc>
+          <w:tcPr>
+            <w:tcW w:type="dxa" w:w="1958"/>
+            <w:vAlign w:val="center"/>
+          </w:tcPr>
+          <w:p>
+            <w:r/>
+            <w:r>
+              <w:rPr>
+                <w:b w:val="0"/>
+                <w:sz w:val="18"/>
+              </w:rPr>
+              <w:t>张浩然</w:t>
+            </w:r>
+          </w:p>
+        </w:tc>
+        <w:tc>
+          <w:tcPr>
+            <w:tcW w:type="dxa" w:w="1958"/>
+            <w:vAlign w:val="center"/>
+          </w:tcPr>
+          <w:p>
+            <w:r/>
+            <w:r>
+              <w:rPr>
+                <w:b w:val="0"/>
+                <w:sz w:val="18"/>
+              </w:rPr>
+              <w:t>17%</w:t>
+            </w:r>
+          </w:p>
+        </w:tc>
+        <w:tc>
+          <w:tcPr>
+            <w:tcW w:type="dxa" w:w="1958"/>
+            <w:vAlign w:val="center"/>
+          </w:tcPr>
+          <w:p>
+            <w:r/>
+            <w:r>
+              <w:rPr>
+                <w:b w:val="0"/>
+                <w:sz w:val="18"/>
+              </w:rPr>
+              <w:t>Flyway 迁移、Docker Compose、启动停止脚本、演示数据和部署说明</w:t>
+            </w:r>
+          </w:p>
+        </w:tc>
+        <w:tc>
+          <w:tcPr>
+            <w:tcW w:type="dxa" w:w="1958"/>
+            <w:vAlign w:val="center"/>
+          </w:tcPr>
+          <w:p>
+            <w:r/>
+            <w:r>
+              <w:rPr>
+                <w:b w:val="0"/>
+                <w:sz w:val="18"/>
+              </w:rPr>
+              <w:t>数据库脚本、Docker 编排、start-demo/stop-demo、部署与运维说明</w:t>
+            </w:r>
+          </w:p>
+        </w:tc>
+      </w:tr>
+    </w:tbl>
+    <w:p/>
+    <w:p>
+      <w:r>
+        <w:t>以上比例与 PPT 中的团队页保持同一职责口径，并补充关闭报告需要的贡献权重。姓名按当前 PPT 第 13 页团队页解析结果填写，报告、PPT 和答辩口径保持一致。</w:t>
+      </w:r>
+    </w:p>
+    <w:p>
+      <w:pPr>
+        <w:pStyle w:val="Heading1"/>
+      </w:pPr>
+      <w:r>
+        <w:t>7. 交付清单与归档建议</w:t>
+      </w:r>
+    </w:p>
+    <w:tbl>
+      <w:tblPr>
+        <w:tblStyle w:val="TableGrid"/>
+        <w:tblW w:type="auto" w:w="0"/>
+        <w:tblLayout w:type="autofit"/>
+        <w:tblLook w:firstColumn="1" w:firstRow="1" w:lastColumn="0" w:lastRow="0" w:noHBand="0" w:noVBand="1" w:val="04A0"/>
+      </w:tblPr>
+      <w:tblGrid>
+        <w:gridCol w:w="3264"/>
+        <w:gridCol w:w="3264"/>
+        <w:gridCol w:w="3264"/>
+      </w:tblGrid>
+      <w:tr>
+        <w:tc>
+          <w:tcPr>
+            <w:tcW w:type="dxa" w:w="3264"/>
+            <w:shd w:fill="F2F4F7"/>
+            <w:vAlign w:val="center"/>
+          </w:tcPr>
+          <w:p>
+            <w:r/>
+            <w:r>
+              <w:rPr>
+                <w:b/>
+                <w:sz w:val="18"/>
+              </w:rPr>
+              <w:t>类别</w:t>
+            </w:r>
+          </w:p>
+        </w:tc>
+        <w:tc>
+          <w:tcPr>
+            <w:tcW w:type="dxa" w:w="3264"/>
+            <w:shd w:fill="F2F4F7"/>
+            <w:vAlign w:val="center"/>
+          </w:tcPr>
+          <w:p>
+            <w:r/>
+            <w:r>
+              <w:rPr>
+                <w:b/>
+                <w:sz w:val="18"/>
+              </w:rPr>
+              <w:t>文件/目录</w:t>
+            </w:r>
+          </w:p>
+        </w:tc>
+        <w:tc>
+          <w:tcPr>
+            <w:tcW w:type="dxa" w:w="3264"/>
+            <w:shd w:fill="F2F4F7"/>
+            <w:vAlign w:val="center"/>
+          </w:tcPr>
+          <w:p>
+            <w:r/>
+            <w:r>
+              <w:rPr>
+                <w:b/>
+                <w:sz w:val="18"/>
+              </w:rPr>
+              <w:t>说明</w:t>
+            </w:r>
+          </w:p>
+        </w:tc>
+      </w:tr>
+      <w:tr>
+        <w:tc>
+          <w:tcPr>
+            <w:tcW w:type="dxa" w:w="3264"/>
+            <w:vAlign w:val="center"/>
+          </w:tcPr>
+          <w:p>
+            <w:r/>
+            <w:r>
+              <w:rPr>
+                <w:b w:val="0"/>
+                <w:sz w:val="18"/>
+              </w:rPr>
+              <w:t>报告</w:t>
+            </w:r>
+          </w:p>
+        </w:tc>
+        <w:tc>
+          <w:tcPr>
+            <w:tcW w:type="dxa" w:w="3264"/>
+            <w:vAlign w:val="center"/>
+          </w:tcPr>
+          <w:p>
+            <w:r/>
+            <w:r>
+              <w:rPr>
+                <w:b w:val="0"/>
+                <w:sz w:val="18"/>
+              </w:rPr>
+              <w:t>01-启动报告.docx 至 06-用户使用手册.docx</w:t>
+            </w:r>
+          </w:p>
+        </w:tc>
+        <w:tc>
+          <w:tcPr>
+            <w:tcW w:type="dxa" w:w="3264"/>
+            <w:vAlign w:val="center"/>
+          </w:tcPr>
+          <w:p>
+            <w:r/>
+            <w:r>
+              <w:rPr>
+                <w:b w:val="0"/>
+                <w:sz w:val="18"/>
+              </w:rPr>
+              <w:t>项目启动、关闭、需求、设计、测试和用户操作说明</w:t>
+            </w:r>
+          </w:p>
+        </w:tc>
+      </w:tr>
+      <w:tr>
+        <w:tc>
+          <w:tcPr>
+            <w:tcW w:type="dxa" w:w="3264"/>
+            <w:vAlign w:val="center"/>
+          </w:tcPr>
+          <w:p>
+            <w:r/>
+            <w:r>
+              <w:rPr>
+                <w:b w:val="0"/>
+                <w:sz w:val="18"/>
+              </w:rPr>
+              <w:t>答辩</w:t>
+            </w:r>
+          </w:p>
+        </w:tc>
+        <w:tc>
+          <w:tcPr>
+            <w:tcW w:type="dxa" w:w="3264"/>
+            <w:vAlign w:val="center"/>
+          </w:tcPr>
+          <w:p>
+            <w:r/>
+            <w:r>
+              <w:rPr>
+                <w:b w:val="0"/>
+                <w:sz w:val="18"/>
+              </w:rPr>
+              <w:t>合同管理系统结题答辩.pptx</w:t>
+            </w:r>
+          </w:p>
+        </w:tc>
+        <w:tc>
+          <w:tcPr>
+            <w:tcW w:type="dxa" w:w="3264"/>
+            <w:vAlign w:val="center"/>
+          </w:tcPr>
+          <w:p>
+            <w:r/>
+            <w:r>
+              <w:rPr>
+                <w:b w:val="0"/>
+                <w:sz w:val="18"/>
+              </w:rPr>
+              <w:t>结题展示主材料，含功能、创新、验证、分工和总结</w:t>
+            </w:r>
+          </w:p>
+        </w:tc>
+      </w:tr>
+      <w:tr>
+        <w:tc>
+          <w:tcPr>
+            <w:tcW w:type="dxa" w:w="3264"/>
+            <w:vAlign w:val="center"/>
+          </w:tcPr>
+          <w:p>
+            <w:r/>
+            <w:r>
+              <w:rPr>
+                <w:b w:val="0"/>
+                <w:sz w:val="18"/>
+              </w:rPr>
+              <w:t>视频</w:t>
+            </w:r>
+          </w:p>
+        </w:tc>
+        <w:tc>
+          <w:tcPr>
+            <w:tcW w:type="dxa" w:w="3264"/>
+            <w:vAlign w:val="center"/>
+          </w:tcPr>
+          <w:p>
+            <w:r/>
+            <w:r>
+              <w:rPr>
+                <w:b w:val="0"/>
+                <w:sz w:val="18"/>
+              </w:rPr>
+              <w:t>contractsys-final-demo.mp4</w:t>
+            </w:r>
+          </w:p>
+        </w:tc>
+        <w:tc>
+          <w:tcPr>
+            <w:tcW w:type="dxa" w:w="3264"/>
+            <w:vAlign w:val="center"/>
+          </w:tcPr>
+          <w:p>
+            <w:r/>
+            <w:r>
+              <w:rPr>
+                <w:b w:val="0"/>
+                <w:sz w:val="18"/>
+              </w:rPr>
+              <w:t>演示系统启动、登录、流程、回退、附件和日志等关键路径</w:t>
+            </w:r>
+          </w:p>
+        </w:tc>
+      </w:tr>
+      <w:tr>
+        <w:tc>
+          <w:tcPr>
+            <w:tcW w:type="dxa" w:w="3264"/>
+            <w:vAlign w:val="center"/>
+          </w:tcPr>
+          <w:p>
+            <w:r/>
+            <w:r>
+              <w:rPr>
+                <w:b w:val="0"/>
+                <w:sz w:val="18"/>
+              </w:rPr>
+              <w:t>源码</w:t>
+            </w:r>
+          </w:p>
+        </w:tc>
+        <w:tc>
+          <w:tcPr>
+            <w:tcW w:type="dxa" w:w="3264"/>
+            <w:vAlign w:val="center"/>
+          </w:tcPr>
+          <w:p>
+            <w:r/>
+            <w:r>
+              <w:rPr>
+                <w:b w:val="0"/>
+                <w:sz w:val="18"/>
+              </w:rPr>
+              <w:t>backend / frontend / scripts</w:t>
+            </w:r>
+          </w:p>
+        </w:tc>
+        <w:tc>
+          <w:tcPr>
+            <w:tcW w:type="dxa" w:w="3264"/>
+            <w:vAlign w:val="center"/>
+          </w:tcPr>
+          <w:p>
+            <w:r/>
+            <w:r>
+              <w:rPr>
+                <w:b w:val="0"/>
+                <w:sz w:val="18"/>
+              </w:rPr>
+              <w:t>后端、前端、脚本和验证工具</w:t>
+            </w:r>
+          </w:p>
+        </w:tc>
+      </w:tr>
+      <w:tr>
+        <w:tc>
+          <w:tcPr>
+            <w:tcW w:type="dxa" w:w="3264"/>
+            <w:vAlign w:val="center"/>
+          </w:tcPr>
+          <w:p>
+            <w:r/>
+            <w:r>
+              <w:rPr>
+                <w:b w:val="0"/>
+                <w:sz w:val="18"/>
+              </w:rPr>
+              <w:t>部署</w:t>
+            </w:r>
+          </w:p>
+        </w:tc>
+        <w:tc>
+          <w:tcPr>
+            <w:tcW w:type="dxa" w:w="3264"/>
+            <w:vAlign w:val="center"/>
+          </w:tcPr>
+          <w:p>
+            <w:r/>
+            <w:r>
+              <w:rPr>
+                <w:b w:val="0"/>
+                <w:sz w:val="18"/>
+              </w:rPr>
+              <w:t>docker-compose.yml / scripts/start-demo.ps1 / scripts/stop-demo.ps1</w:t>
+            </w:r>
+          </w:p>
+        </w:tc>
+        <w:tc>
+          <w:tcPr>
+            <w:tcW w:type="dxa" w:w="3264"/>
+            <w:vAlign w:val="center"/>
+          </w:tcPr>
+          <w:p>
+            <w:r/>
+            <w:r>
+              <w:rPr>
+                <w:b w:val="0"/>
+                <w:sz w:val="18"/>
+              </w:rPr>
+              <w:t>本地和容器化运行入口</w:t>
             </w:r>
           </w:p>
         </w:tc>
@@ -1024,7 +3701,7 @@
         <w:pStyle w:val="Heading1"/>
       </w:pPr>
       <w:r>
-        <w:t>5. 心得体会</w:t>
+        <w:t>8. 心得体会</w:t>
       </w:r>
     </w:p>
     <w:p>
@@ -1032,12 +3709,12 @@
         <w:pStyle w:val="Heading2"/>
       </w:pPr>
       <w:r>
-        <w:t>项目负责人</w:t>
+        <w:t>项目负责人（赵杰雄）</w:t>
       </w:r>
     </w:p>
     <w:p>
       <w:r>
-        <w:t>项目负责人通过本项目理解了合同管理从需求到交付的完整链路。结题阶段的重点不只是补功能，还包括把流程边界、权限边界、测试证据和演示材料串成可验收的闭环。</w:t>
+        <w:t>项目负责人通过本项目理解了合同管理从需求到交付的完整链路。结题阶段的重点不只是补功能，还包括把流程边界、权限边界、测试证据和演示材料串成可验收的闭环。该角色承担的核心内容为：范围确认、进度统筹、风险管理、文档整合、答辩组织。</w:t>
       </w:r>
     </w:p>
     <w:p>
@@ -1045,12 +3722,12 @@
         <w:pStyle w:val="Heading2"/>
       </w:pPr>
       <w:r>
-        <w:t>后端开发</w:t>
+        <w:t>后端开发（谷友瑄）</w:t>
       </w:r>
     </w:p>
     <w:p>
       <w:r>
-        <w:t>后端开发通过本项目理解了合同管理从需求到交付的完整链路。结题阶段的重点不只是补功能，还包括把流程边界、权限边界、测试证据和演示材料串成可验收的闭环。</w:t>
+        <w:t>后端开发通过本项目理解了合同管理从需求到交付的完整链路。结题阶段的重点不只是补功能，还包括把流程边界、权限边界、测试证据和演示材料串成可验收的闭环。该角色承担的核心内容为：Spring Boot 工程、JWT/RBAC、合同状态机、附件上传、模板和统计接口。</w:t>
       </w:r>
     </w:p>
     <w:p>
@@ -1058,12 +3735,12 @@
         <w:pStyle w:val="Heading2"/>
       </w:pPr>
       <w:r>
-        <w:t>前端开发</w:t>
+        <w:t>前端开发（王凯）</w:t>
       </w:r>
     </w:p>
     <w:p>
       <w:r>
-        <w:t>前端开发通过本项目理解了合同管理从需求到交付的完整链路。结题阶段的重点不只是补功能，还包括把流程边界、权限边界、测试证据和演示材料串成可验收的闭环。</w:t>
+        <w:t>前端开发通过本项目理解了合同管理从需求到交付的完整链路。结题阶段的重点不只是补功能，还包括把流程边界、权限边界、测试证据和演示材料串成可验收的闭环。该角色承担的核心内容为：Vue 页面、路由权限、合同详情、流程可视化、查询统计和演示素材。</w:t>
       </w:r>
     </w:p>
     <w:p>
@@ -1071,12 +3748,12 @@
         <w:pStyle w:val="Heading2"/>
       </w:pPr>
       <w:r>
-        <w:t>测试</w:t>
+        <w:t>测试（项重善）</w:t>
       </w:r>
     </w:p>
     <w:p>
       <w:r>
-        <w:t>测试通过本项目理解了合同管理从需求到交付的完整链路。结题阶段的重点不只是补功能，还包括把流程边界、权限边界、测试证据和演示材料串成可验收的闭环。</w:t>
+        <w:t>测试通过本项目理解了合同管理从需求到交付的完整链路。结题阶段的重点不只是补功能，还包括把流程边界、权限边界、测试证据和演示材料串成可验收的闭环。该角色承担的核心内容为：测试用例、回归验证、Playwright 演示脚本、缺陷复核和验收记录。</w:t>
       </w:r>
     </w:p>
     <w:p>
@@ -1084,12 +3761,12 @@
         <w:pStyle w:val="Heading2"/>
       </w:pPr>
       <w:r>
-        <w:t>数据库/运维</w:t>
+        <w:t>数据库/运维（张浩然）</w:t>
       </w:r>
     </w:p>
     <w:p>
       <w:r>
-        <w:t>数据库/运维通过本项目理解了合同管理从需求到交付的完整链路。结题阶段的重点不只是补功能，还包括把流程边界、权限边界、测试证据和演示材料串成可验收的闭环。</w:t>
+        <w:t>数据库/运维通过本项目理解了合同管理从需求到交付的完整链路。结题阶段的重点不只是补功能，还包括把流程边界、权限边界、测试证据和演示材料串成可验收的闭环。该角色承担的核心内容为：Flyway 迁移、Docker Compose、启动停止脚本、演示数据和部署说明。</w:t>
       </w:r>
     </w:p>
     <w:sectPr>
